--- a/cv/CV_NGUYEN_TRUNG_HUY_IT_HELPDESK_ATS.docx
+++ b/cv/CV_NGUYEN_TRUNG_HUY_IT_HELPDESK_ATS.docx
@@ -143,6 +143,36 @@
           <w:rtl w:val="0"/>
         </w:rPr>
         <w:t xml:space="preserve">portfolio.cocahome.click</w:t>
+      </w:r>
+    </w:p>
+    <w:p>
+      <w:pPr>
+        <w:spacing w:after="30" w:lineRule="auto"/>
+        <w:rPr>
+          <w:color w:val="1a1a1a"/>
+          <w:sz w:val="21"/>
+          <w:szCs w:val="21"/>
+        </w:rPr>
+      </w:pPr>
+      <w:r>
+        <w:rPr>
+          <w:b w:val="1"/>
+          <w:bCs w:val="1"/>
+          <w:color w:val="2e7d32"/>
+          <w:sz w:val="21"/>
+          <w:szCs w:val="21"/>
+          <w:rtl w:val="0"/>
+        </w:rPr>
+        <w:t xml:space="preserve">Location: </w:t>
+      </w:r>
+      <w:r>
+        <w:rPr>
+          <w:color w:val="1a1a1a"/>
+          <w:sz w:val="21"/>
+          <w:szCs w:val="21"/>
+          <w:rtl w:val="0"/>
+        </w:rPr>
+        <w:t xml:space="preserve">Binh Trung Ward, Ho Chi Minh City, Vietnam</w:t>
       </w:r>
     </w:p>
     <w:p>

--- a/cv/CV_NGUYEN_TRUNG_HUY_IT_HELPDESK_ATS.docx
+++ b/cv/CV_NGUYEN_TRUNG_HUY_IT_HELPDESK_ATS.docx
@@ -143,36 +143,6 @@
           <w:rtl w:val="0"/>
         </w:rPr>
         <w:t xml:space="preserve">portfolio.cocahome.click</w:t>
-      </w:r>
-    </w:p>
-    <w:p>
-      <w:pPr>
-        <w:spacing w:after="30" w:lineRule="auto"/>
-        <w:rPr>
-          <w:color w:val="1a1a1a"/>
-          <w:sz w:val="21"/>
-          <w:szCs w:val="21"/>
-        </w:rPr>
-      </w:pPr>
-      <w:r>
-        <w:rPr>
-          <w:b w:val="1"/>
-          <w:bCs w:val="1"/>
-          <w:color w:val="2e7d32"/>
-          <w:sz w:val="21"/>
-          <w:szCs w:val="21"/>
-          <w:rtl w:val="0"/>
-        </w:rPr>
-        <w:t xml:space="preserve">Location: </w:t>
-      </w:r>
-      <w:r>
-        <w:rPr>
-          <w:color w:val="1a1a1a"/>
-          <w:sz w:val="21"/>
-          <w:szCs w:val="21"/>
-          <w:rtl w:val="0"/>
-        </w:rPr>
-        <w:t xml:space="preserve">Binh Trung Ward, Ho Chi Minh City, Vietnam</w:t>
       </w:r>
     </w:p>
     <w:p>
